--- a/sss.docx
+++ b/sss.docx
@@ -115,6 +115,102 @@
         <w:t xml:space="preserve"> --reload --host 0.0.0.0 --port 8000</w:t>
       </w:r>
     </w:p>
+    <w:p>
+      <w:proofErr w:type="spellStart"/>
+      <w:r>
+        <w:t>silinen</w:t>
+      </w:r>
+      <w:proofErr w:type="spellEnd"/>
+      <w:r>
+        <w:t xml:space="preserve"> </w:t>
+      </w:r>
+      <w:proofErr w:type="spellStart"/>
+      <w:r>
+        <w:t>dosyaları</w:t>
+      </w:r>
+      <w:proofErr w:type="spellEnd"/>
+      <w:r>
+        <w:t xml:space="preserve"> </w:t>
+      </w:r>
+      <w:proofErr w:type="spellStart"/>
+      <w:r>
+        <w:t>geri</w:t>
+      </w:r>
+      <w:proofErr w:type="spellEnd"/>
+      <w:r>
+        <w:t xml:space="preserve"> al</w:t>
+      </w:r>
+    </w:p>
+    <w:p/>
+    <w:p>
+      <w:r>
+        <w:t>.\</w:t>
+      </w:r>
+      <w:proofErr w:type="spellStart"/>
+      <w:r>
+        <w:t>venv</w:t>
+      </w:r>
+      <w:proofErr w:type="spellEnd"/>
+      <w:r>
+        <w:t xml:space="preserve">\Scripts\python.exe -m </w:t>
+      </w:r>
+      <w:proofErr w:type="spellStart"/>
+      <w:r>
+        <w:t>uvicorn</w:t>
+      </w:r>
+      <w:proofErr w:type="spellEnd"/>
+      <w:r>
+        <w:t xml:space="preserve"> </w:t>
+      </w:r>
+      <w:proofErr w:type="spellStart"/>
+      <w:proofErr w:type="gramStart"/>
+      <w:r>
+        <w:t>app.main</w:t>
+      </w:r>
+      <w:proofErr w:type="gramEnd"/>
+      <w:r>
+        <w:t>:app</w:t>
+      </w:r>
+      <w:proofErr w:type="spellEnd"/>
+      <w:r>
+        <w:t xml:space="preserve"> --reload --host 0.0.0.0 --port 8000</w:t>
+      </w:r>
+    </w:p>
+    <w:p>
+      <w:r>
+        <w:t>.\</w:t>
+      </w:r>
+      <w:proofErr w:type="spellStart"/>
+      <w:r>
+        <w:t>venv</w:t>
+      </w:r>
+      <w:proofErr w:type="spellEnd"/>
+      <w:r>
+        <w:t xml:space="preserve">\Scripts\python.exe -m </w:t>
+      </w:r>
+      <w:proofErr w:type="spellStart"/>
+      <w:r>
+        <w:t>uvicorn</w:t>
+      </w:r>
+      <w:proofErr w:type="spellEnd"/>
+      <w:r>
+        <w:t xml:space="preserve"> </w:t>
+      </w:r>
+      <w:proofErr w:type="spellStart"/>
+      <w:proofErr w:type="gramStart"/>
+      <w:r>
+        <w:t>app.main</w:t>
+      </w:r>
+      <w:proofErr w:type="gramEnd"/>
+      <w:r>
+        <w:t>:app</w:t>
+      </w:r>
+      <w:proofErr w:type="spellEnd"/>
+      <w:r>
+        <w:t xml:space="preserve"> --reload --host 0.0.0.0 --port 8000</w:t>
+      </w:r>
+    </w:p>
+    <w:p/>
     <w:sectPr>
       <w:pgSz w:w="11906" w:h="16838"/>
       <w:pgMar w:top="1417" w:right="1417" w:bottom="1417" w:left="1417" w:header="708" w:footer="708" w:gutter="0"/>
